--- a/2025/Assignments/Assignment3/hw3-113078505_.docx
+++ b/2025/Assignments/Assignment3/hw3-113078505_.docx
@@ -8,6 +8,7 @@
         <w:rPr>
           <w:b/>
           <w:bCs/>
+          <w:color w:val="808080" w:themeColor="background1" w:themeShade="80"/>
           <w:sz w:val="38"/>
           <w:szCs w:val="38"/>
         </w:rPr>
@@ -16,6 +17,7 @@
         <w:rPr>
           <w:b/>
           <w:bCs/>
+          <w:color w:val="808080" w:themeColor="background1" w:themeShade="80"/>
           <w:sz w:val="38"/>
           <w:szCs w:val="38"/>
         </w:rPr>
@@ -25,6 +27,7 @@
         <w:rPr>
           <w:b/>
           <w:bCs/>
+          <w:color w:val="808080" w:themeColor="background1" w:themeShade="80"/>
           <w:sz w:val="38"/>
           <w:szCs w:val="38"/>
         </w:rPr>
@@ -34,6 +37,7 @@
         <w:rPr>
           <w:b/>
           <w:bCs/>
+          <w:color w:val="808080" w:themeColor="background1" w:themeShade="80"/>
           <w:sz w:val="38"/>
           <w:szCs w:val="38"/>
         </w:rPr>
@@ -126,7 +130,47 @@
           <w:szCs w:val="26"/>
           <w:lang w:eastAsia="zh-CN"/>
         </w:rPr>
-        <w:t>Platform (Colab/Kaggle/Local): Colab Pro</w:t>
+        <w:t>Platform (</w:t>
+      </w:r>
+      <w:proofErr w:type="spellStart"/>
+      <w:r>
+        <w:rPr>
+          <w:rFonts w:eastAsia="SimSun"/>
+          <w:sz w:val="26"/>
+          <w:szCs w:val="26"/>
+          <w:lang w:eastAsia="zh-CN"/>
+        </w:rPr>
+        <w:t>Colab</w:t>
+      </w:r>
+      <w:proofErr w:type="spellEnd"/>
+      <w:r>
+        <w:rPr>
+          <w:rFonts w:eastAsia="SimSun"/>
+          <w:sz w:val="26"/>
+          <w:szCs w:val="26"/>
+          <w:lang w:eastAsia="zh-CN"/>
+        </w:rPr>
+        <w:t xml:space="preserve">/Kaggle/Local): </w:t>
+      </w:r>
+      <w:proofErr w:type="spellStart"/>
+      <w:r>
+        <w:rPr>
+          <w:rFonts w:eastAsia="SimSun"/>
+          <w:sz w:val="26"/>
+          <w:szCs w:val="26"/>
+          <w:lang w:eastAsia="zh-CN"/>
+        </w:rPr>
+        <w:t>Colab</w:t>
+      </w:r>
+      <w:proofErr w:type="spellEnd"/>
+      <w:r>
+        <w:rPr>
+          <w:rFonts w:eastAsia="SimSun"/>
+          <w:sz w:val="26"/>
+          <w:szCs w:val="26"/>
+          <w:lang w:eastAsia="zh-CN"/>
+        </w:rPr>
+        <w:t xml:space="preserve"> Pro</w:t>
       </w:r>
     </w:p>
     <w:p>
@@ -149,6 +193,7 @@
       <w:r>
         <w:t xml:space="preserve"> </w:t>
       </w:r>
+      <w:proofErr w:type="spellStart"/>
       <w:r>
         <w:rPr>
           <w:rFonts w:eastAsia="Times New Roman"/>
@@ -157,6 +202,7 @@
         </w:rPr>
         <w:t>Colab</w:t>
       </w:r>
+      <w:proofErr w:type="spellEnd"/>
     </w:p>
     <w:p>
       <w:pPr>
@@ -201,7 +247,27 @@
           <w:szCs w:val="26"/>
           <w:lang w:eastAsia="zh-CN"/>
         </w:rPr>
-        <w:t>CPU: Colab VM vCPU</w:t>
+        <w:t xml:space="preserve">CPU: </w:t>
+      </w:r>
+      <w:proofErr w:type="spellStart"/>
+      <w:r>
+        <w:rPr>
+          <w:rFonts w:eastAsia="SimSun"/>
+          <w:sz w:val="26"/>
+          <w:szCs w:val="26"/>
+          <w:lang w:eastAsia="zh-CN"/>
+        </w:rPr>
+        <w:t>Colab</w:t>
+      </w:r>
+      <w:proofErr w:type="spellEnd"/>
+      <w:r>
+        <w:rPr>
+          <w:rFonts w:eastAsia="SimSun"/>
+          <w:sz w:val="26"/>
+          <w:szCs w:val="26"/>
+          <w:lang w:eastAsia="zh-CN"/>
+        </w:rPr>
+        <w:t xml:space="preserve"> VM vCPU</w:t>
       </w:r>
     </w:p>
     <w:p>
@@ -230,6 +296,7 @@
         </w:rPr>
         <w:t>GPU(</w:t>
       </w:r>
+      <w:proofErr w:type="spellStart"/>
       <w:proofErr w:type="gramEnd"/>
       <w:r>
         <w:rPr>
@@ -237,7 +304,16 @@
           <w:sz w:val="26"/>
           <w:szCs w:val="26"/>
         </w:rPr>
-        <w:t>Colab Pro)</w:t>
+        <w:t>Colab</w:t>
+      </w:r>
+      <w:proofErr w:type="spellEnd"/>
+      <w:r>
+        <w:rPr>
+          <w:rFonts w:eastAsia="Times New Roman"/>
+          <w:sz w:val="26"/>
+          <w:szCs w:val="26"/>
+        </w:rPr>
+        <w:t xml:space="preserve"> Pro)</w:t>
       </w:r>
     </w:p>
     <w:p>
@@ -1241,59 +1317,35 @@
           <w:sz w:val="24"/>
           <w:szCs w:val="24"/>
         </w:rPr>
-        <w:t xml:space="preserve"> </w:t>
-      </w:r>
+        <w:t xml:space="preserve"> Discuss the main differences between BERT and </w:t>
+      </w:r>
+      <w:proofErr w:type="spellStart"/>
+      <w:proofErr w:type="gramStart"/>
       <w:r>
         <w:rPr>
           <w:color w:val="000000" w:themeColor="text1"/>
           <w:sz w:val="24"/>
           <w:szCs w:val="24"/>
         </w:rPr>
-        <w:t xml:space="preserve">Discuss the main differences between BERT and </w:t>
-      </w:r>
-      <w:proofErr w:type="spellStart"/>
-      <w:proofErr w:type="gramStart"/>
+        <w:t>RoBERTa</w:t>
+      </w:r>
+      <w:proofErr w:type="spellEnd"/>
       <w:r>
         <w:rPr>
           <w:color w:val="000000" w:themeColor="text1"/>
           <w:sz w:val="24"/>
           <w:szCs w:val="24"/>
         </w:rPr>
-        <w:t>RoBERTa</w:t>
-      </w:r>
-      <w:proofErr w:type="spellEnd"/>
+        <w:t>, and</w:t>
+      </w:r>
+      <w:proofErr w:type="gramEnd"/>
       <w:r>
         <w:rPr>
           <w:color w:val="000000" w:themeColor="text1"/>
           <w:sz w:val="24"/>
           <w:szCs w:val="24"/>
         </w:rPr>
-        <w:t>, and</w:t>
-      </w:r>
-      <w:proofErr w:type="gramEnd"/>
-      <w:r>
-        <w:rPr>
-          <w:color w:val="000000" w:themeColor="text1"/>
-          <w:sz w:val="24"/>
-          <w:szCs w:val="24"/>
-        </w:rPr>
-        <w:t xml:space="preserve"> explain how these </w:t>
-      </w:r>
-      <w:r>
-        <w:rPr>
-          <w:color w:val="000000" w:themeColor="text1"/>
-          <w:sz w:val="24"/>
-          <w:szCs w:val="24"/>
-        </w:rPr>
-        <w:t xml:space="preserve">  </w:t>
-      </w:r>
-      <w:r>
-        <w:rPr>
-          <w:color w:val="000000" w:themeColor="text1"/>
-          <w:sz w:val="24"/>
-          <w:szCs w:val="24"/>
-        </w:rPr>
-        <w:t xml:space="preserve">differences may affect performance. </w:t>
+        <w:t xml:space="preserve"> explain how these   differences may affect performance. </w:t>
       </w:r>
       <w:r>
         <w:rPr>
@@ -1559,13 +1611,13 @@
         <w:rPr>
           <w:lang w:eastAsia="zh-CN"/>
         </w:rPr>
-        <w:t xml:space="preserve"> epoch</w:t>
-      </w:r>
-      <w:r>
-        <w:rPr>
-          <w:lang w:eastAsia="zh-CN"/>
-        </w:rPr>
-        <w:t>=3</w:t>
+        <w:t xml:space="preserve"> epoch=3 </w:t>
+      </w:r>
+      <w:r>
+        <w:rPr>
+          <w:lang w:eastAsia="zh-CN"/>
+        </w:rPr>
+        <w:t>的</w:t>
       </w:r>
       <w:r>
         <w:rPr>
@@ -1573,6 +1625,70 @@
         </w:rPr>
         <w:t xml:space="preserve"> </w:t>
       </w:r>
+      <w:proofErr w:type="spellStart"/>
+      <w:r>
+        <w:rPr>
+          <w:lang w:eastAsia="zh-CN"/>
+        </w:rPr>
+        <w:t>val_pearson</w:t>
+      </w:r>
+      <w:proofErr w:type="spellEnd"/>
+      <w:r>
+        <w:rPr>
+          <w:lang w:eastAsia="zh-CN"/>
+        </w:rPr>
+        <w:t>=0.8969</w:t>
+      </w:r>
+      <w:r>
+        <w:rPr>
+          <w:lang w:eastAsia="zh-CN"/>
+        </w:rPr>
+        <w:t>與</w:t>
+      </w:r>
+      <w:proofErr w:type="spellStart"/>
+      <w:r>
+        <w:rPr>
+          <w:lang w:eastAsia="zh-CN"/>
+        </w:rPr>
+        <w:t>test_pearson</w:t>
+      </w:r>
+      <w:proofErr w:type="spellEnd"/>
+      <w:r>
+        <w:rPr>
+          <w:lang w:eastAsia="zh-CN"/>
+        </w:rPr>
+        <w:t xml:space="preserve"> =0.</w:t>
+      </w:r>
+      <w:r>
+        <w:rPr>
+          <w:lang w:eastAsia="zh-CN"/>
+        </w:rPr>
+        <w:t>8927</w:t>
+      </w:r>
+      <w:r>
+        <w:rPr>
+          <w:lang w:eastAsia="zh-CN"/>
+        </w:rPr>
+        <w:t>均高於</w:t>
+      </w:r>
+      <w:r>
+        <w:rPr>
+          <w:lang w:eastAsia="zh-CN"/>
+        </w:rPr>
+        <w:t xml:space="preserve"> BERT</w:t>
+      </w:r>
+      <w:r>
+        <w:rPr>
+          <w:lang w:eastAsia="zh-CN"/>
+        </w:rPr>
+        <w:t>在</w:t>
+      </w:r>
+      <w:r>
+        <w:rPr>
+          <w:lang w:eastAsia="zh-CN"/>
+        </w:rPr>
+        <w:t xml:space="preserve">epoch=3 </w:t>
+      </w:r>
       <w:r>
         <w:rPr>
           <w:lang w:eastAsia="zh-CN"/>
@@ -1590,26 +1706,14 @@
         <w:rPr>
           <w:lang w:eastAsia="zh-CN"/>
         </w:rPr>
-        <w:t>val_p</w:t>
-      </w:r>
-      <w:r>
-        <w:rPr>
-          <w:lang w:eastAsia="zh-CN"/>
-        </w:rPr>
-        <w:t>earson</w:t>
+        <w:t>val_pearson</w:t>
       </w:r>
       <w:proofErr w:type="spellEnd"/>
       <w:r>
         <w:rPr>
           <w:lang w:eastAsia="zh-CN"/>
         </w:rPr>
-        <w:t>=</w:t>
-      </w:r>
-      <w:r>
-        <w:rPr>
-          <w:lang w:eastAsia="zh-CN"/>
-        </w:rPr>
-        <w:t>0.8969</w:t>
+        <w:t xml:space="preserve">=0.8822 </w:t>
       </w:r>
       <w:r>
         <w:rPr>
@@ -1617,6 +1721,12 @@
         </w:rPr>
         <w:t>與</w:t>
       </w:r>
+      <w:r>
+        <w:rPr>
+          <w:lang w:eastAsia="zh-CN"/>
+        </w:rPr>
+        <w:t xml:space="preserve"> </w:t>
+      </w:r>
       <w:proofErr w:type="spellStart"/>
       <w:r>
         <w:rPr>
@@ -1629,107 +1739,7 @@
         <w:rPr>
           <w:lang w:eastAsia="zh-CN"/>
         </w:rPr>
-        <w:t xml:space="preserve"> =</w:t>
-      </w:r>
-      <w:r>
-        <w:rPr>
-          <w:lang w:eastAsia="zh-CN"/>
-        </w:rPr>
-        <w:t>0.</w:t>
-      </w:r>
-      <w:r>
-        <w:rPr>
-          <w:lang w:eastAsia="zh-CN"/>
-        </w:rPr>
-        <w:t>8927</w:t>
-      </w:r>
-      <w:r>
-        <w:rPr>
-          <w:lang w:eastAsia="zh-CN"/>
-        </w:rPr>
-        <w:t>均高於</w:t>
-      </w:r>
-      <w:r>
-        <w:rPr>
-          <w:lang w:eastAsia="zh-CN"/>
-        </w:rPr>
-        <w:t xml:space="preserve"> BERT</w:t>
-      </w:r>
-      <w:r>
-        <w:rPr>
-          <w:lang w:eastAsia="zh-CN"/>
-        </w:rPr>
-        <w:t>在</w:t>
-      </w:r>
-      <w:r>
-        <w:rPr>
-          <w:lang w:eastAsia="zh-CN"/>
-        </w:rPr>
-        <w:t>epoch=3</w:t>
-      </w:r>
-      <w:r>
-        <w:rPr>
-          <w:lang w:eastAsia="zh-CN"/>
-        </w:rPr>
-        <w:t xml:space="preserve"> </w:t>
-      </w:r>
-      <w:r>
-        <w:rPr>
-          <w:lang w:eastAsia="zh-CN"/>
-        </w:rPr>
-        <w:t>的</w:t>
-      </w:r>
-      <w:r>
-        <w:rPr>
-          <w:lang w:eastAsia="zh-CN"/>
-        </w:rPr>
-        <w:t xml:space="preserve"> </w:t>
-      </w:r>
-      <w:proofErr w:type="spellStart"/>
-      <w:r>
-        <w:rPr>
-          <w:lang w:eastAsia="zh-CN"/>
-        </w:rPr>
-        <w:t>val_pearson</w:t>
-      </w:r>
-      <w:proofErr w:type="spellEnd"/>
-      <w:r>
-        <w:rPr>
-          <w:lang w:eastAsia="zh-CN"/>
-        </w:rPr>
-        <w:t xml:space="preserve">=0.8822 </w:t>
-      </w:r>
-      <w:r>
-        <w:rPr>
-          <w:lang w:eastAsia="zh-CN"/>
-        </w:rPr>
-        <w:t>與</w:t>
-      </w:r>
-      <w:r>
-        <w:rPr>
-          <w:lang w:eastAsia="zh-CN"/>
-        </w:rPr>
-        <w:t xml:space="preserve"> </w:t>
-      </w:r>
-      <w:proofErr w:type="spellStart"/>
-      <w:r>
-        <w:rPr>
-          <w:lang w:eastAsia="zh-CN"/>
-        </w:rPr>
-        <w:t>test_pearson</w:t>
-      </w:r>
-      <w:proofErr w:type="spellEnd"/>
-      <w:r>
-        <w:rPr>
-          <w:lang w:eastAsia="zh-CN"/>
-        </w:rPr>
-        <w:t>=</w:t>
-      </w:r>
-      <w:r>
-        <w:rPr>
-          <w:lang w:eastAsia="zh-CN"/>
-        </w:rPr>
-        <w:t>0.8</w:t>
+        <w:t>=0.8</w:t>
       </w:r>
       <w:r>
         <w:rPr>
@@ -1753,25 +1763,7 @@
         <w:rPr>
           <w:lang w:eastAsia="zh-CN"/>
         </w:rPr>
-        <w:t>讓</w:t>
-      </w:r>
-      <w:r>
-        <w:rPr>
-          <w:lang w:eastAsia="zh-CN"/>
-        </w:rPr>
-        <w:t>語意相似性判斷上學習</w:t>
-      </w:r>
-      <w:r>
-        <w:rPr>
-          <w:lang w:eastAsia="zh-CN"/>
-        </w:rPr>
-        <w:t>更具</w:t>
-      </w:r>
-      <w:r>
-        <w:rPr>
-          <w:lang w:eastAsia="zh-CN"/>
-        </w:rPr>
-        <w:t>泛化性。</w:t>
+        <w:t>讓語意相似性判斷上學習更具泛化性。</w:t>
       </w:r>
     </w:p>
     <w:p>
@@ -1868,13 +1860,7 @@
         <w:rPr>
           <w:lang w:eastAsia="zh-CN"/>
         </w:rPr>
-        <w:t>16GB</w:t>
-      </w:r>
-      <w:r>
-        <w:rPr>
-          <w:lang w:eastAsia="zh-CN"/>
-        </w:rPr>
-        <w:t>)</w:t>
+        <w:t>16GB)</w:t>
       </w:r>
       <w:r>
         <w:rPr>
@@ -1970,13 +1956,7 @@
         <w:rPr>
           <w:lang w:eastAsia="zh-CN"/>
         </w:rPr>
-        <w:t>160GB</w:t>
-      </w:r>
-      <w:r>
-        <w:rPr>
-          <w:lang w:eastAsia="zh-CN"/>
-        </w:rPr>
-        <w:t>)</w:t>
+        <w:t>160GB)</w:t>
       </w:r>
       <w:r>
         <w:rPr>
@@ -2001,10 +1981,7 @@
         <w:t>分析</w:t>
       </w:r>
       <w:r>
-        <w:t>：</w:t>
-      </w:r>
-      <w:r>
-        <w:t>在分類任務的表現上，</w:t>
+        <w:t>：在分類任務的表現上，</w:t>
       </w:r>
       <w:proofErr w:type="spellStart"/>
       <w:r>
@@ -2016,17 +1993,11 @@
       </w:r>
       <w:proofErr w:type="spellStart"/>
       <w:r>
-        <w:t>test_a</w:t>
-      </w:r>
-      <w:r>
-        <w:t>ccuracy</w:t>
+        <w:t>test_accuracy</w:t>
       </w:r>
       <w:proofErr w:type="spellEnd"/>
       <w:r>
-        <w:t xml:space="preserve"> =</w:t>
-      </w:r>
-      <w:r>
-        <w:t xml:space="preserve"> 0.8805</w:t>
+        <w:t xml:space="preserve"> = 0.8805</w:t>
       </w:r>
       <w:r>
         <w:t>，高於</w:t>
@@ -2040,10 +2011,7 @@
       </w:r>
       <w:proofErr w:type="spellEnd"/>
       <w:r>
-        <w:t xml:space="preserve"> =</w:t>
-      </w:r>
-      <w:r>
-        <w:t>0.8685</w:t>
+        <w:t xml:space="preserve"> =0.8685</w:t>
       </w:r>
       <w:r>
         <w:t>，說明</w:t>
@@ -2060,13 +2028,7 @@
         <w:t xml:space="preserve"> </w:t>
       </w:r>
       <w:r>
-        <w:t>能更準確地掌握不同語境下句子間的語意差異</w:t>
-      </w:r>
-      <w:r>
-        <w:t>和</w:t>
-      </w:r>
-      <w:r>
-        <w:t>關係。</w:t>
+        <w:t>能更準確地掌握不同語境下句子間的語意差異和關係。</w:t>
       </w:r>
     </w:p>
     <w:p>
@@ -2151,27 +2113,13 @@
           <w:b w:val="0"/>
           <w:bCs w:val="0"/>
         </w:rPr>
-        <w:t>Byte-Pair Encoding (BPE</w:t>
-      </w:r>
-      <w:r>
-        <w:rPr>
-          <w:rStyle w:val="a5"/>
-          <w:b w:val="0"/>
-          <w:bCs w:val="0"/>
-        </w:rPr>
-        <w:t xml:space="preserve">); </w:t>
+        <w:t xml:space="preserve">Byte-Pair Encoding (BPE); </w:t>
       </w:r>
       <w:r>
         <w:t xml:space="preserve">BPE </w:t>
       </w:r>
       <w:r>
-        <w:t>在處理罕見字詞或複合詞時能產生更靈活的</w:t>
-      </w:r>
-      <w:r>
-        <w:t>詞彙</w:t>
-      </w:r>
-      <w:r>
-        <w:t>組合，使模型在面對詞彙分布較廣的自然語句時能保留更多語意資訊。</w:t>
+        <w:t>在處理罕見字詞或複合詞時能產生更靈活的詞彙組合，使模型在面對詞彙分布較廣的自然語句時能保留更多語意資訊。</w:t>
       </w:r>
     </w:p>
     <w:p>
@@ -2250,31 +2198,7 @@
         <w:rPr>
           <w:lang w:eastAsia="zh-CN"/>
         </w:rPr>
-        <w:t>=</w:t>
-      </w:r>
-      <w:r>
-        <w:rPr>
-          <w:lang w:eastAsia="zh-CN"/>
-        </w:rPr>
-        <w:t xml:space="preserve">0.8927 </w:t>
-      </w:r>
-      <w:r>
-        <w:rPr>
-          <w:lang w:eastAsia="zh-CN"/>
-        </w:rPr>
-        <w:t>(</w:t>
-      </w:r>
-      <w:r>
-        <w:rPr>
-          <w:lang w:eastAsia="zh-CN"/>
-        </w:rPr>
-        <w:t>vs</w:t>
-      </w:r>
-      <w:r>
-        <w:rPr>
-          <w:lang w:eastAsia="zh-CN"/>
-        </w:rPr>
-        <w:t xml:space="preserve"> BERT </w:t>
+        <w:t xml:space="preserve">=0.8927 (vs BERT </w:t>
       </w:r>
       <w:proofErr w:type="spellStart"/>
       <w:r>
@@ -2294,13 +2218,7 @@
         <w:rPr>
           <w:lang w:eastAsia="zh-CN"/>
         </w:rPr>
-        <w:t xml:space="preserve"> =</w:t>
-      </w:r>
-      <w:r>
-        <w:rPr>
-          <w:lang w:eastAsia="zh-CN"/>
-        </w:rPr>
-        <w:t xml:space="preserve"> 0.8785</w:t>
+        <w:t xml:space="preserve"> = 0.8785</w:t>
       </w:r>
       <w:r>
         <w:rPr>
@@ -2319,44 +2237,14 @@
         <w:rPr>
           <w:lang w:eastAsia="zh-CN"/>
         </w:rPr>
-        <w:t>test_a</w:t>
-      </w:r>
-      <w:r>
-        <w:rPr>
-          <w:lang w:eastAsia="zh-CN"/>
-        </w:rPr>
-        <w:t>cc</w:t>
+        <w:t>test_acc</w:t>
       </w:r>
       <w:proofErr w:type="spellEnd"/>
       <w:r>
         <w:rPr>
           <w:lang w:eastAsia="zh-CN"/>
         </w:rPr>
-        <w:t xml:space="preserve"> = </w:t>
-      </w:r>
-      <w:r>
-        <w:rPr>
-          <w:lang w:eastAsia="zh-CN"/>
-        </w:rPr>
-        <w:t xml:space="preserve">0.8805 </w:t>
-      </w:r>
-      <w:r>
-        <w:rPr>
-          <w:lang w:eastAsia="zh-CN"/>
-        </w:rPr>
-        <w:t>(</w:t>
-      </w:r>
-      <w:r>
-        <w:rPr>
-          <w:lang w:eastAsia="zh-CN"/>
-        </w:rPr>
-        <w:t>vs</w:t>
-      </w:r>
-      <w:r>
-        <w:rPr>
-          <w:lang w:eastAsia="zh-CN"/>
-        </w:rPr>
-        <w:t xml:space="preserve"> BERT </w:t>
+        <w:t xml:space="preserve"> = 0.8805 (vs BERT </w:t>
       </w:r>
       <w:proofErr w:type="spellStart"/>
       <w:r>
@@ -2376,13 +2264,7 @@
         <w:rPr>
           <w:lang w:eastAsia="zh-CN"/>
         </w:rPr>
-        <w:t>=</w:t>
-      </w:r>
-      <w:r>
-        <w:rPr>
-          <w:lang w:eastAsia="zh-CN"/>
-        </w:rPr>
-        <w:t xml:space="preserve"> 0.8685</w:t>
+        <w:t>= 0.8685</w:t>
       </w:r>
       <w:r>
         <w:rPr>
@@ -2441,6 +2323,9 @@
         <w:ind w:left="440"/>
       </w:pPr>
       <w:r>
+        <w:rPr>
+          <w:noProof/>
+        </w:rPr>
         <w:drawing>
           <wp:inline distT="0" distB="0" distL="0" distR="0" wp14:anchorId="746A00B3" wp14:editId="42C4BFF9">
             <wp:extent cx="5733415" cy="2110740"/>
@@ -4946,10 +4831,7 @@
         </w:rPr>
       </w:pPr>
       <w:r>
-        <w:t>成效分析</w:t>
-      </w:r>
-      <w:r>
-        <w:t>：</w:t>
+        <w:t>成效分析：</w:t>
       </w:r>
     </w:p>
     <w:p>
@@ -6631,6 +6513,9 @@
     </w:p>
     <w:p>
       <w:r>
+        <w:rPr>
+          <w:noProof/>
+        </w:rPr>
         <w:drawing>
           <wp:inline distT="0" distB="0" distL="0" distR="0" wp14:anchorId="24B4D0B7" wp14:editId="37053635">
             <wp:extent cx="4124528" cy="436253"/>
@@ -6684,6 +6569,9 @@
     <w:p/>
     <w:p>
       <w:r>
+        <w:rPr>
+          <w:noProof/>
+        </w:rPr>
         <w:drawing>
           <wp:inline distT="0" distB="0" distL="0" distR="0" wp14:anchorId="1F3DCA42" wp14:editId="6E641EC3">
             <wp:extent cx="5040630" cy="3542230"/>
@@ -6732,6 +6620,9 @@
     </w:p>
     <w:p>
       <w:r>
+        <w:rPr>
+          <w:noProof/>
+        </w:rPr>
         <w:drawing>
           <wp:inline distT="0" distB="0" distL="0" distR="0" wp14:anchorId="06BF73E1" wp14:editId="5EC0B01F">
             <wp:extent cx="5040737" cy="3531140"/>
@@ -6877,15 +6768,7 @@
         <w:sz w:val="16"/>
         <w:szCs w:val="16"/>
       </w:rPr>
-      <w:t xml:space="preserve">BERT vs. GPT-2 </w:t>
-    </w:r>
-    <w:r>
-      <w:rPr>
-        <w:color w:val="A6A6A6" w:themeColor="background1" w:themeShade="A6"/>
-        <w:sz w:val="16"/>
-        <w:szCs w:val="16"/>
-      </w:rPr>
-      <w:t>website resource: https://milvus.io/ai-quick-reference/what-is-the-difference-between-bert-and-gpt</w:t>
+      <w:t>BERT vs. GPT-2 website resource: https://milvus.io/ai-quick-reference/what-is-the-difference-between-bert-and-gpt</w:t>
     </w:r>
   </w:p>
   <w:p>
